--- a/Visa/801 - Permanent Residency/tmp/sanitized-relationship.docx
+++ b/Visa/801 - Permanent Residency/tmp/sanitized-relationship.docx
@@ -134,9 +134,6 @@
                 <w:sz w:val="18"/>
               </w:rPr>
               <w:t>I, 1 Scott Phillip Warren, 8/4 Prince Street, Coffs Harbour, NSW 2450, Web Developer,</w:t>
-              <w:br/>
-              <w:br/>
-              <w:t>make the following declaration under the Statutory Declarations Act 1959:</w:t>
             </w:r>
           </w:p>
           <w:p>
